--- a/卒論_最終.docx
+++ b/卒論_最終.docx
@@ -372,52 +372,7 @@
     <w:p>
       <w:pPr>
         <w:rPr>
-          <w:rFonts w:ascii="Times New Roman" w:hAnsi="Times New Roman" w:cs="Times New Roman"/>
-          <w:sz w:val="24"/>
-          <w14:ligatures w14:val="none"/>
-        </w:rPr>
-      </w:pPr>
-      <w:r>
-        <w:rPr>
-          <w:rFonts w:ascii="Times New Roman" w:hAnsi="Times New Roman" w:cs="Times New Roman"/>
-          <w:sz w:val="24"/>
-          <w14:ligatures w14:val="none"/>
-        </w:rPr>
-        <w:br w:type="page"/>
-      </w:r>
-    </w:p>
-    <w:p>
-      <w:pPr>
-        <w:rPr>
-          <w:rFonts w:ascii="Times New Roman" w:hAnsi="Times New Roman" w:cs="Times New Roman"/>
-          <w:sz w:val="24"/>
-          <w14:ligatures w14:val="none"/>
-        </w:rPr>
-      </w:pPr>
-    </w:p>
-    <w:p>
-      <w:pPr>
-        <w:rPr>
-          <w:rFonts w:ascii="Times New Roman" w:hAnsi="Times New Roman" w:cs="Times New Roman"/>
-          <w:sz w:val="24"/>
-          <w14:ligatures w14:val="none"/>
-        </w:rPr>
-      </w:pPr>
-    </w:p>
-    <w:p>
-      <w:pPr>
-        <w:rPr>
-          <w:rFonts w:ascii="Times New Roman" w:hAnsi="Times New Roman" w:cs="Times New Roman"/>
-          <w:sz w:val="24"/>
-          <w14:ligatures w14:val="none"/>
-        </w:rPr>
-      </w:pPr>
-    </w:p>
-    <w:p>
-      <w:pPr>
-        <w:widowControl/>
-        <w:rPr>
-          <w:rFonts w:ascii="Times New Roman" w:hAnsi="Times New Roman" w:cs="Times New Roman"/>
+          <w:rFonts w:ascii="Times New Roman" w:hAnsi="Times New Roman" w:cs="Times New Roman" w:hint="eastAsia"/>
           <w:sz w:val="24"/>
           <w14:ligatures w14:val="none"/>
         </w:rPr>
@@ -550,7 +505,7 @@
                 <w:noProof/>
                 <w:webHidden/>
               </w:rPr>
-              <w:t>4</w:t>
+              <w:t>3</w:t>
             </w:r>
             <w:r>
               <w:rPr>
@@ -624,7 +579,7 @@
                 <w:noProof/>
                 <w:webHidden/>
               </w:rPr>
-              <w:t>6</w:t>
+              <w:t>5</w:t>
             </w:r>
             <w:r>
               <w:rPr>
@@ -714,7 +669,7 @@
                 <w:noProof/>
                 <w:webHidden/>
               </w:rPr>
-              <w:t>6</w:t>
+              <w:t>5</w:t>
             </w:r>
             <w:r>
               <w:rPr>
@@ -806,7 +761,7 @@
                 <w:noProof/>
                 <w:webHidden/>
               </w:rPr>
-              <w:t>6</w:t>
+              <w:t>5</w:t>
             </w:r>
             <w:r>
               <w:rPr>
@@ -898,7 +853,7 @@
                 <w:noProof/>
                 <w:webHidden/>
               </w:rPr>
-              <w:t>6</w:t>
+              <w:t>5</w:t>
             </w:r>
             <w:r>
               <w:rPr>
@@ -990,7 +945,7 @@
                 <w:noProof/>
                 <w:webHidden/>
               </w:rPr>
-              <w:t>7</w:t>
+              <w:t>6</w:t>
             </w:r>
             <w:r>
               <w:rPr>
@@ -1080,7 +1035,7 @@
                 <w:noProof/>
                 <w:webHidden/>
               </w:rPr>
-              <w:t>7</w:t>
+              <w:t>6</w:t>
             </w:r>
             <w:r>
               <w:rPr>
@@ -1152,7 +1107,7 @@
                 <w:noProof/>
                 <w:webHidden/>
               </w:rPr>
-              <w:t>7</w:t>
+              <w:t>6</w:t>
             </w:r>
             <w:r>
               <w:rPr>
@@ -1226,7 +1181,7 @@
                 <w:noProof/>
                 <w:webHidden/>
               </w:rPr>
-              <w:t>8</w:t>
+              <w:t>7</w:t>
             </w:r>
             <w:r>
               <w:rPr>
@@ -1298,7 +1253,7 @@
                 <w:noProof/>
                 <w:webHidden/>
               </w:rPr>
-              <w:t>8</w:t>
+              <w:t>7</w:t>
             </w:r>
             <w:r>
               <w:rPr>
@@ -1370,7 +1325,7 @@
                 <w:noProof/>
                 <w:webHidden/>
               </w:rPr>
-              <w:t>9</w:t>
+              <w:t>8</w:t>
             </w:r>
             <w:r>
               <w:rPr>
@@ -1443,7 +1398,7 @@
                 <w:noProof/>
                 <w:webHidden/>
               </w:rPr>
-              <w:t>9</w:t>
+              <w:t>8</w:t>
             </w:r>
             <w:r>
               <w:rPr>
@@ -1516,7 +1471,7 @@
                 <w:noProof/>
                 <w:webHidden/>
               </w:rPr>
-              <w:t>10</w:t>
+              <w:t>8</w:t>
             </w:r>
             <w:r>
               <w:rPr>
@@ -1588,7 +1543,7 @@
                 <w:noProof/>
                 <w:webHidden/>
               </w:rPr>
-              <w:t>10</w:t>
+              <w:t>9</w:t>
             </w:r>
             <w:r>
               <w:rPr>
@@ -1660,7 +1615,7 @@
                 <w:noProof/>
                 <w:webHidden/>
               </w:rPr>
-              <w:t>11</w:t>
+              <w:t>10</w:t>
             </w:r>
             <w:r>
               <w:rPr>
@@ -1734,7 +1689,7 @@
                 <w:noProof/>
                 <w:webHidden/>
               </w:rPr>
-              <w:t>14</w:t>
+              <w:t>12</w:t>
             </w:r>
             <w:r>
               <w:rPr>
@@ -1806,7 +1761,7 @@
                 <w:noProof/>
                 <w:webHidden/>
               </w:rPr>
-              <w:t>14</w:t>
+              <w:t>12</w:t>
             </w:r>
             <w:r>
               <w:rPr>
@@ -1879,7 +1834,7 @@
                 <w:noProof/>
                 <w:webHidden/>
               </w:rPr>
-              <w:t>14</w:t>
+              <w:t>12</w:t>
             </w:r>
             <w:r>
               <w:rPr>
@@ -1952,7 +1907,7 @@
                 <w:noProof/>
                 <w:webHidden/>
               </w:rPr>
-              <w:t>14</w:t>
+              <w:t>12</w:t>
             </w:r>
             <w:r>
               <w:rPr>
@@ -2024,7 +1979,7 @@
                 <w:noProof/>
                 <w:webHidden/>
               </w:rPr>
-              <w:t>14</w:t>
+              <w:t>12</w:t>
             </w:r>
             <w:r>
               <w:rPr>
@@ -2097,7 +2052,7 @@
                 <w:noProof/>
                 <w:webHidden/>
               </w:rPr>
-              <w:t>14</w:t>
+              <w:t>12</w:t>
             </w:r>
             <w:r>
               <w:rPr>
@@ -2170,7 +2125,7 @@
                 <w:noProof/>
                 <w:webHidden/>
               </w:rPr>
-              <w:t>15</w:t>
+              <w:t>13</w:t>
             </w:r>
             <w:r>
               <w:rPr>
@@ -2243,7 +2198,7 @@
                 <w:noProof/>
                 <w:webHidden/>
               </w:rPr>
-              <w:t>22</w:t>
+              <w:t>20</w:t>
             </w:r>
             <w:r>
               <w:rPr>
@@ -2316,7 +2271,7 @@
                 <w:noProof/>
                 <w:webHidden/>
               </w:rPr>
-              <w:t>22</w:t>
+              <w:t>20</w:t>
             </w:r>
             <w:r>
               <w:rPr>
@@ -2388,7 +2343,7 @@
                 <w:noProof/>
                 <w:webHidden/>
               </w:rPr>
-              <w:t>23</w:t>
+              <w:t>21</w:t>
             </w:r>
             <w:r>
               <w:rPr>
@@ -2461,7 +2416,7 @@
                 <w:noProof/>
                 <w:webHidden/>
               </w:rPr>
-              <w:t>23</w:t>
+              <w:t>21</w:t>
             </w:r>
             <w:r>
               <w:rPr>
@@ -2534,7 +2489,7 @@
                 <w:noProof/>
                 <w:webHidden/>
               </w:rPr>
-              <w:t>24</w:t>
+              <w:t>22</w:t>
             </w:r>
             <w:r>
               <w:rPr>
@@ -2607,7 +2562,7 @@
                 <w:noProof/>
                 <w:webHidden/>
               </w:rPr>
-              <w:t>25</w:t>
+              <w:t>23</w:t>
             </w:r>
             <w:r>
               <w:rPr>
@@ -2681,7 +2636,7 @@
                 <w:noProof/>
                 <w:webHidden/>
               </w:rPr>
-              <w:t>27</w:t>
+              <w:t>25</w:t>
             </w:r>
             <w:r>
               <w:rPr>
@@ -2753,7 +2708,7 @@
                 <w:noProof/>
                 <w:webHidden/>
               </w:rPr>
-              <w:t>27</w:t>
+              <w:t>25</w:t>
             </w:r>
             <w:r>
               <w:rPr>
@@ -2825,7 +2780,7 @@
                 <w:noProof/>
                 <w:webHidden/>
               </w:rPr>
-              <w:t>27</w:t>
+              <w:t>25</w:t>
             </w:r>
             <w:r>
               <w:rPr>
@@ -2899,7 +2854,7 @@
                 <w:noProof/>
                 <w:webHidden/>
               </w:rPr>
-              <w:t>28</w:t>
+              <w:t>26</w:t>
             </w:r>
             <w:r>
               <w:rPr>
@@ -2973,7 +2928,7 @@
                 <w:noProof/>
                 <w:webHidden/>
               </w:rPr>
-              <w:t>29</w:t>
+              <w:t>27</w:t>
             </w:r>
             <w:r>
               <w:rPr>
@@ -3118,7 +3073,7 @@
           <w:noProof/>
         </w:rPr>
         <w:drawing>
-          <wp:inline distT="0" distB="0" distL="0" distR="0" wp14:anchorId="65A85B42" wp14:editId="7EAC003C">
+          <wp:inline distT="0" distB="0" distL="0" distR="0" wp14:anchorId="65A85B42" wp14:editId="3695FF58">
             <wp:extent cx="2921000" cy="2618029"/>
             <wp:effectExtent l="0" t="0" r="0" b="0"/>
             <wp:docPr id="1872789778" name="図 5" descr="グラフ, 円グラフ&#10;&#10;AI 生成コンテンツは誤りを含む可能性があります。"/>
@@ -3751,7 +3706,6 @@
       <w:pPr>
         <w:pStyle w:val="af2"/>
         <w:rPr>
-          <w:rFonts w:hint="eastAsia"/>
           <w:lang w:eastAsia="ja-JP"/>
         </w:rPr>
       </w:pPr>
@@ -4286,6 +4240,12 @@
         <w:t>全長</w:t>
       </w:r>
       <w:r>
+        <w:rPr>
+          <w:rFonts w:hint="eastAsia"/>
+        </w:rPr>
+        <w:t>約</w:t>
+      </w:r>
+      <w:r>
         <w:t xml:space="preserve">320 </w:t>
       </w:r>
       <w:r>
@@ -4295,6 +4255,12 @@
         <w:t>全幅</w:t>
       </w:r>
       <w:r>
+        <w:rPr>
+          <w:rFonts w:hint="eastAsia"/>
+        </w:rPr>
+        <w:t>約</w:t>
+      </w:r>
+      <w:r>
         <w:t xml:space="preserve">600 </w:t>
       </w:r>
       <w:r>
@@ -4304,6 +4270,12 @@
         <w:t>全高</w:t>
       </w:r>
       <w:r>
+        <w:rPr>
+          <w:rFonts w:hint="eastAsia"/>
+        </w:rPr>
+        <w:t>約</w:t>
+      </w:r>
+      <w:r>
         <w:t xml:space="preserve">230 </w:t>
       </w:r>
       <w:r>
@@ -4462,8 +4434,16 @@
         <w:rPr>
           <w:rFonts w:hint="eastAsia"/>
         </w:rPr>
-        <w:t>5200 mAh</w:t>
-      </w:r>
+        <w:t xml:space="preserve">5200 </w:t>
+      </w:r>
+      <w:proofErr w:type="spellStart"/>
+      <w:r>
+        <w:rPr>
+          <w:rFonts w:hint="eastAsia"/>
+        </w:rPr>
+        <w:t>mAh</w:t>
+      </w:r>
+      <w:proofErr w:type="spellEnd"/>
       <w:r>
         <w:t>のリチウムポリマーバッテリーを使用し、システム全体に電力を供給している。</w:t>
       </w:r>
@@ -5432,7 +5412,7 @@
         <w:t xml:space="preserve"> </w:t>
       </w:r>
       <w:r>
-        <w:t>3</w:t>
+        <w:t>1</w:t>
       </w:r>
       <w:r>
         <w:t xml:space="preserve"> mm </w:t>
@@ -5756,9 +5736,6 @@
     <w:p>
       <w:pPr>
         <w:ind w:firstLineChars="50" w:firstLine="105"/>
-        <w:rPr>
-          <w:rFonts w:hint="eastAsia"/>
-        </w:rPr>
       </w:pPr>
       <w:r>
         <w:rPr>
@@ -5877,9 +5854,6 @@
     <w:p>
       <w:pPr>
         <w:ind w:firstLineChars="100" w:firstLine="210"/>
-        <w:rPr>
-          <w:rFonts w:hint="eastAsia"/>
-        </w:rPr>
       </w:pPr>
       <w:r>
         <w:rPr>
@@ -5961,7 +5935,7 @@
         </w:rPr>
         <w:lastRenderedPageBreak/>
         <w:drawing>
-          <wp:inline distT="0" distB="0" distL="0" distR="0" wp14:anchorId="1459B5A4" wp14:editId="6F8C9138">
+          <wp:inline distT="0" distB="0" distL="0" distR="0" wp14:anchorId="1459B5A4" wp14:editId="00B18DB5">
             <wp:extent cx="4639672" cy="2931807"/>
             <wp:effectExtent l="0" t="0" r="8890" b="1905"/>
             <wp:docPr id="464804350" name="図 2"/>
@@ -6188,7 +6162,7 @@
         </w:rPr>
         <w:lastRenderedPageBreak/>
         <w:drawing>
-          <wp:inline distT="0" distB="0" distL="0" distR="0" wp14:anchorId="6411802E" wp14:editId="50AF48E6">
+          <wp:inline distT="0" distB="0" distL="0" distR="0" wp14:anchorId="6411802E" wp14:editId="0AD0A0B2">
             <wp:extent cx="4639672" cy="2845929"/>
             <wp:effectExtent l="0" t="0" r="8890" b="0"/>
             <wp:docPr id="741575295" name="図 3"/>
@@ -6423,7 +6397,7 @@
         </w:rPr>
         <w:lastRenderedPageBreak/>
         <w:drawing>
-          <wp:inline distT="0" distB="0" distL="0" distR="0" wp14:anchorId="3B7299B7" wp14:editId="2E781AF7">
+          <wp:inline distT="0" distB="0" distL="0" distR="0" wp14:anchorId="3B7299B7" wp14:editId="42246F5A">
             <wp:extent cx="4643555" cy="2849246"/>
             <wp:effectExtent l="0" t="0" r="5080" b="8255"/>
             <wp:docPr id="143356835" name="図 6"/>
@@ -6641,7 +6615,7 @@
         </w:rPr>
         <w:lastRenderedPageBreak/>
         <w:drawing>
-          <wp:inline distT="0" distB="0" distL="0" distR="0" wp14:anchorId="5F03B72E" wp14:editId="0944C64D">
+          <wp:inline distT="0" distB="0" distL="0" distR="0" wp14:anchorId="5F03B72E" wp14:editId="6A4DB4F8">
             <wp:extent cx="4643555" cy="2848311"/>
             <wp:effectExtent l="0" t="0" r="5080" b="9525"/>
             <wp:docPr id="460595641" name="図 7"/>
@@ -6814,7 +6788,7 @@
         </w:rPr>
         <w:lastRenderedPageBreak/>
         <w:drawing>
-          <wp:inline distT="0" distB="0" distL="0" distR="0" wp14:anchorId="3B3FE7DF" wp14:editId="454BD55A">
+          <wp:inline distT="0" distB="0" distL="0" distR="0" wp14:anchorId="3B3FE7DF" wp14:editId="3351F5C1">
             <wp:extent cx="4643555" cy="2846786"/>
             <wp:effectExtent l="0" t="0" r="5080" b="0"/>
             <wp:docPr id="1759174419" name="図 9"/>
@@ -6957,10 +6931,16 @@
         <w:ind w:firstLineChars="100" w:firstLine="210"/>
       </w:pPr>
       <w:r>
-        <w:t>金属以外の物体に対するセンサの応答を確認するため、鉄板と同寸法の厚さ</w:t>
-      </w:r>
-      <w:r>
-        <w:t xml:space="preserve"> 5 mm </w:t>
+        <w:t>金属以外の物体に対するセンサの応答を確認するため、厚さ</w:t>
+      </w:r>
+      <w:r>
+        <w:t xml:space="preserve"> </w:t>
+      </w:r>
+      <w:r>
+        <w:t>1</w:t>
+      </w:r>
+      <w:r>
+        <w:t xml:space="preserve"> mm </w:t>
       </w:r>
       <w:r>
         <w:t>のアクリル板を用いた測定を行った結果を図</w:t>
@@ -7000,7 +6980,7 @@
         </w:rPr>
         <w:lastRenderedPageBreak/>
         <w:drawing>
-          <wp:inline distT="0" distB="0" distL="0" distR="0" wp14:anchorId="40E6CFB2" wp14:editId="1CD869ED">
+          <wp:inline distT="0" distB="0" distL="0" distR="0" wp14:anchorId="40E6CFB2" wp14:editId="4B706EA8">
             <wp:extent cx="4643555" cy="2846786"/>
             <wp:effectExtent l="0" t="0" r="5080" b="0"/>
             <wp:docPr id="1552827861" name="図 10"/>
@@ -7179,7 +7159,7 @@
           <w:noProof/>
         </w:rPr>
         <w:drawing>
-          <wp:inline distT="0" distB="0" distL="0" distR="0" wp14:anchorId="17D4A006" wp14:editId="61783C3D">
+          <wp:inline distT="0" distB="0" distL="0" distR="0" wp14:anchorId="17D4A006" wp14:editId="41C20617">
             <wp:extent cx="4643555" cy="2848311"/>
             <wp:effectExtent l="0" t="0" r="5080" b="9525"/>
             <wp:docPr id="1150553908" name="図 11"/>
@@ -7442,7 +7422,7 @@
           <w:noProof/>
         </w:rPr>
         <w:drawing>
-          <wp:inline distT="0" distB="0" distL="0" distR="0" wp14:anchorId="6B3206D9" wp14:editId="5617933C">
+          <wp:inline distT="0" distB="0" distL="0" distR="0" wp14:anchorId="6B3206D9" wp14:editId="68773F3D">
             <wp:extent cx="4639672" cy="2846863"/>
             <wp:effectExtent l="0" t="0" r="8890" b="0"/>
             <wp:docPr id="539692715" name="図 12"/>
@@ -7983,8 +7963,32 @@
       </w:r>
       <w:r>
         <w:rPr>
+          <w:rFonts w:eastAsiaTheme="minorHAnsi" w:cs="Segoe UI Emoji"/>
+        </w:rPr>
+        <w:t>200</w:t>
+      </w:r>
+      <w:r>
+        <w:rPr>
           <w:rFonts w:ascii="Segoe UI Emoji" w:hAnsi="Segoe UI Emoji" w:cs="Segoe UI Emoji"/>
         </w:rPr>
+        <w:t xml:space="preserve"> mm × </w:t>
+      </w:r>
+      <w:r>
+        <w:rPr>
+          <w:rFonts w:ascii="Segoe UI Emoji" w:hAnsi="Segoe UI Emoji" w:cs="Segoe UI Emoji"/>
+        </w:rPr>
+        <w:t>横</w:t>
+      </w:r>
+      <w:r>
+        <w:rPr>
+          <w:rFonts w:ascii="Segoe UI Emoji" w:hAnsi="Segoe UI Emoji" w:cs="Segoe UI Emoji"/>
+        </w:rPr>
+        <w:t xml:space="preserve"> </w:t>
+      </w:r>
+      <w:r>
+        <w:rPr>
+          <w:rFonts w:eastAsiaTheme="minorHAnsi" w:cs="Segoe UI Emoji"/>
+        </w:rPr>
         <w:t>200</w:t>
       </w:r>
       <w:r>
@@ -7997,7 +8001,7 @@
         <w:rPr>
           <w:rFonts w:ascii="Segoe UI Emoji" w:hAnsi="Segoe UI Emoji" w:cs="Segoe UI Emoji"/>
         </w:rPr>
-        <w:t>横</w:t>
+        <w:t>厚さ</w:t>
       </w:r>
       <w:r>
         <w:rPr>
@@ -8007,33 +8011,9 @@
       </w:r>
       <w:r>
         <w:rPr>
-          <w:rFonts w:ascii="Segoe UI Emoji" w:hAnsi="Segoe UI Emoji" w:cs="Segoe UI Emoji"/>
-        </w:rPr>
-        <w:t>200</w:t>
-      </w:r>
-      <w:r>
-        <w:rPr>
-          <w:rFonts w:ascii="Segoe UI Emoji" w:hAnsi="Segoe UI Emoji" w:cs="Segoe UI Emoji"/>
-        </w:rPr>
-        <w:t xml:space="preserve"> mm × </w:t>
-      </w:r>
-      <w:r>
-        <w:rPr>
-          <w:rFonts w:ascii="Segoe UI Emoji" w:hAnsi="Segoe UI Emoji" w:cs="Segoe UI Emoji"/>
-        </w:rPr>
-        <w:t>厚さ</w:t>
-      </w:r>
-      <w:r>
-        <w:rPr>
-          <w:rFonts w:ascii="Segoe UI Emoji" w:hAnsi="Segoe UI Emoji" w:cs="Segoe UI Emoji"/>
-        </w:rPr>
-        <w:t xml:space="preserve"> </w:t>
-      </w:r>
-      <w:r>
-        <w:rPr>
-          <w:rFonts w:ascii="Segoe UI Emoji" w:hAnsi="Segoe UI Emoji" w:cs="Segoe UI Emoji"/>
-        </w:rPr>
-        <w:t>3</w:t>
+          <w:rFonts w:eastAsiaTheme="minorHAnsi" w:cs="Segoe UI Emoji"/>
+        </w:rPr>
+        <w:t>1</w:t>
       </w:r>
       <w:r>
         <w:rPr>
@@ -8167,7 +8147,16 @@
         <w:t xml:space="preserve"> </w:t>
       </w:r>
       <w:r>
-        <w:t>グラフの横軸は時間、縦軸は電圧を表している。図の通り、ドローンがターゲットに接近・通過したタイミング（グラフ後半）において、電圧値がベースライン（約</w:t>
+        <w:t>グラフの横軸は時間、縦軸は電圧を表している。図の通り、ドローンがターゲットに接近・通過した</w:t>
+      </w:r>
+      <w:r>
+        <w:rPr>
+          <w:rFonts w:hint="eastAsia"/>
+        </w:rPr>
+        <w:t>グラフ後半の</w:t>
+      </w:r>
+      <w:r>
+        <w:t>タイミングにおいて、電圧値がベースライン（約</w:t>
       </w:r>
       <w:r>
         <w:t xml:space="preserve"> 0 mV </w:t>
@@ -8237,7 +8226,7 @@
           <w:noProof/>
         </w:rPr>
         <w:drawing>
-          <wp:inline distT="0" distB="0" distL="0" distR="0" wp14:anchorId="36BE648C" wp14:editId="07B2168B">
+          <wp:inline distT="0" distB="0" distL="0" distR="0" wp14:anchorId="36BE648C" wp14:editId="17F68C76">
             <wp:extent cx="4643555" cy="2846786"/>
             <wp:effectExtent l="0" t="0" r="5080" b="0"/>
             <wp:docPr id="1672442527" name="図 2"/>
@@ -8730,6 +8719,7 @@
     </w:p>
     <w:p>
       <w:pPr>
+        <w:ind w:firstLineChars="100" w:firstLine="210"/>
         <w:rPr>
           <w:b/>
           <w:bCs/>
@@ -8738,64 +8728,8 @@
       <w:r>
         <w:rPr>
           <w:rFonts w:hint="eastAsia"/>
-          <w:b/>
-          <w:bCs/>
-        </w:rPr>
-        <w:t>・</w:t>
-      </w:r>
-      <w:r>
-        <w:rPr>
-          <w:rFonts w:hint="eastAsia"/>
-          <w:b/>
-          <w:bCs/>
-        </w:rPr>
-        <w:t>ドローン搭載用電磁センサの開発</w:t>
-      </w:r>
-    </w:p>
-    <w:p>
-      <w:pPr>
-        <w:ind w:firstLineChars="100" w:firstLine="210"/>
-      </w:pPr>
-      <w:r>
-        <w:rPr>
-          <w:rFonts w:hint="eastAsia"/>
-        </w:rPr>
-        <w:t>海底の起伏に対して走査しやすいテトラポッド型の形状と、防水およびスキッド機能を兼ねたプラスチック球体への封入構造を持つ電磁センサを設計・製作した。水槽実験により、本センサは非金属（アクリル板）には反応せず、金属のみを選択的に検知可能であることを確認した。</w:t>
-      </w:r>
-    </w:p>
-    <w:p>
-      <w:pPr>
-        <w:rPr>
-          <w:b/>
-          <w:bCs/>
-        </w:rPr>
-      </w:pPr>
-      <w:r>
-        <w:rPr>
-          <w:rFonts w:hint="eastAsia"/>
-          <w:b/>
-          <w:bCs/>
-        </w:rPr>
-        <w:t>・</w:t>
-      </w:r>
-      <w:r>
-        <w:rPr>
-          <w:rFonts w:hint="eastAsia"/>
-          <w:b/>
-          <w:bCs/>
-        </w:rPr>
-        <w:t>金属検知性能と環境特性の解明</w:t>
-      </w:r>
-    </w:p>
-    <w:p>
-      <w:pPr>
-        <w:ind w:firstLineChars="100" w:firstLine="210"/>
-      </w:pPr>
-      <w:r>
-        <w:rPr>
-          <w:rFonts w:hint="eastAsia"/>
-        </w:rPr>
-        <w:t>試作センサは、ターゲット直上において明確な電圧変化（約</w:t>
+        </w:rPr>
+        <w:t>海底の起伏に対して走査しやすいテトラポッド型の形状と、防水およびスキッド機能を兼ねたプラスチック球体への封入構造を持つ電磁センサを設計・製作した。水槽実験により、本センサは非金属（アクリル板）には反応せず、金属のみを選択的に検知可能であることを確認した。試作センサは、ターゲット直上において明確な電圧変化（約</w:t>
       </w:r>
       <w:r>
         <w:t xml:space="preserve"> 30 mV</w:t>
@@ -8821,46 +8755,18 @@
       <w:r>
         <w:t>に低下し、埋没物の検知が困難となるという限界点も明らかにした。</w:t>
       </w:r>
-    </w:p>
-    <w:p>
-      <w:pPr>
-        <w:rPr>
-          <w:b/>
-          <w:bCs/>
-        </w:rPr>
-      </w:pPr>
-      <w:r>
-        <w:rPr>
-          <w:rFonts w:hint="eastAsia"/>
-          <w:b/>
-          <w:bCs/>
-        </w:rPr>
-        <w:t>・</w:t>
-      </w:r>
-      <w:r>
-        <w:rPr>
-          <w:rFonts w:hint="eastAsia"/>
-          <w:b/>
-          <w:bCs/>
-        </w:rPr>
-        <w:t>システム動作の実証</w:t>
-      </w:r>
-    </w:p>
-    <w:p>
-      <w:pPr>
-        <w:ind w:firstLineChars="50" w:firstLine="105"/>
-      </w:pPr>
+      <w:r>
+        <w:rPr>
+          <w:rFonts w:hint="eastAsia"/>
+        </w:rPr>
+        <w:t>また</w:t>
+      </w:r>
       <w:r>
         <w:rPr>
           <w:rFonts w:hint="eastAsia"/>
         </w:rPr>
         <w:t>学校プールにおける航行実験により、ドローンの高出力スラスタが発する電磁ノイズの影響を受けずに、高精度なセンシングが可能であることを実証した。これにより、提案システムが実験室環境だけでなく、広範囲な水中フィールドにおいても適用可能であるという見通しを得た。</w:t>
       </w:r>
-    </w:p>
-    <w:p>
-      <w:pPr>
-        <w:ind w:firstLineChars="50" w:firstLine="105"/>
-      </w:pPr>
       <w:r>
         <w:rPr>
           <w:rFonts w:hint="eastAsia"/>
@@ -8907,30 +8813,56 @@
         <w:widowControl/>
         <w:ind w:firstLineChars="100" w:firstLine="210"/>
       </w:pPr>
-    </w:p>
-    <w:p>
-      <w:pPr>
-        <w:widowControl/>
-        <w:rPr>
-          <w:b/>
-          <w:bCs/>
-        </w:rPr>
-      </w:pPr>
-      <w:r>
-        <w:rPr>
-          <w:rFonts w:hint="eastAsia"/>
-          <w:b/>
-          <w:bCs/>
-        </w:rPr>
-        <w:t>・</w:t>
-      </w:r>
-      <w:r>
-        <w:rPr>
-          <w:rFonts w:hint="eastAsia"/>
-          <w:b/>
-          <w:bCs/>
-        </w:rPr>
-        <w:t>海水環境における検知能力の向上</w:t>
+      <w:r>
+        <w:rPr>
+          <w:rFonts w:hint="eastAsia"/>
+        </w:rPr>
+        <w:t>実験により、海水環境下では信号の減衰が無視できないことが判明した。</w:t>
+      </w:r>
+      <w:r>
+        <w:rPr>
+          <w:rFonts w:hint="eastAsia"/>
+        </w:rPr>
+        <w:t>本研究で実験に用いた電磁センサは</w:t>
+      </w:r>
+      <w:r>
+        <w:rPr>
+          <w:rFonts w:hint="eastAsia"/>
+        </w:rPr>
+        <w:t>試作</w:t>
+      </w:r>
+      <w:r>
+        <w:rPr>
+          <w:rFonts w:hint="eastAsia"/>
+        </w:rPr>
+        <w:t>しやすいよう小さめの大きさで設計したが、</w:t>
+      </w:r>
+      <w:r>
+        <w:rPr>
+          <w:rFonts w:hint="eastAsia"/>
+        </w:rPr>
+        <w:t>汚泥に埋もれた金属を確実に発見するためには、コイルの巻き数や印加電圧を見直してセンサ出力を大幅に増強するなど</w:t>
+      </w:r>
+      <w:r>
+        <w:t>S/N</w:t>
+      </w:r>
+      <w:r>
+        <w:rPr>
+          <w:rFonts w:hint="eastAsia"/>
+        </w:rPr>
+        <w:t>比を高くし</w:t>
+      </w:r>
+      <w:r>
+        <w:rPr>
+          <w:rFonts w:hint="eastAsia"/>
+        </w:rPr>
+        <w:t>、</w:t>
+      </w:r>
+      <w:r>
+        <w:rPr>
+          <w:rFonts w:hint="eastAsia"/>
+        </w:rPr>
+        <w:t>対海水性能を向上させる物理的な改良が必要である。</w:t>
       </w:r>
     </w:p>
     <w:p>
@@ -8942,63 +8874,25 @@
         <w:rPr>
           <w:rFonts w:hint="eastAsia"/>
         </w:rPr>
-        <w:t>実験により、海水環境下では信号の減衰が無視できないことが判明した。</w:t>
-      </w:r>
-      <w:r>
-        <w:rPr>
-          <w:rFonts w:hint="eastAsia"/>
-        </w:rPr>
-        <w:t>本研究で実験に用いた電磁センサは</w:t>
-      </w:r>
-      <w:r>
-        <w:rPr>
-          <w:rFonts w:hint="eastAsia"/>
-        </w:rPr>
-        <w:t>試作</w:t>
-      </w:r>
-      <w:r>
-        <w:rPr>
-          <w:rFonts w:hint="eastAsia"/>
-        </w:rPr>
-        <w:t>しやすいよう小さめの大きさで設計したが、</w:t>
-      </w:r>
-      <w:r>
-        <w:rPr>
-          <w:rFonts w:hint="eastAsia"/>
-        </w:rPr>
-        <w:t>汚泥に埋もれた金</w:t>
-      </w:r>
-      <w:r>
-        <w:rPr>
-          <w:rFonts w:hint="eastAsia"/>
-        </w:rPr>
-        <w:lastRenderedPageBreak/>
-        <w:t>属を確実に発見するためには、コイルの巻き数や印加電圧を見直してセンサ出力を大幅に増強するなど、対海水性能を向上させる物理的な改良が必要である。</w:t>
-      </w:r>
-    </w:p>
-    <w:p>
-      <w:pPr>
-        <w:widowControl/>
-        <w:rPr>
-          <w:b/>
-          <w:bCs/>
-        </w:rPr>
-      </w:pPr>
-      <w:r>
-        <w:rPr>
-          <w:rFonts w:hint="eastAsia"/>
-          <w:b/>
-          <w:bCs/>
-        </w:rPr>
-        <w:t>・</w:t>
-      </w:r>
-      <w:r>
-        <w:rPr>
-          <w:rFonts w:hint="eastAsia"/>
-          <w:b/>
-          <w:bCs/>
-        </w:rPr>
-        <w:t>機体の物理的堅牢性の確保</w:t>
+        <w:t>また、</w:t>
+      </w:r>
+      <w:r>
+        <w:rPr>
+          <w:rFonts w:hint="eastAsia"/>
+        </w:rPr>
+        <w:t>プール実験において発生したビニールテープの巻き込み</w:t>
+      </w:r>
+      <w:r>
+        <w:rPr>
+          <w:rFonts w:hint="eastAsia"/>
+        </w:rPr>
+        <w:t>事故</w:t>
+      </w:r>
+      <w:r>
+        <w:rPr>
+          <w:rFonts w:hint="eastAsia"/>
+        </w:rPr>
+        <w:t>は、実海域における海藻や浮遊ゴミのリスクを示唆している。安定した連続探査を実現するためには、スラスタへのプロペラガードの装着や、異物を吸い込みにくい流体構造の採用など、障害物の多い海底環境に適応したハードウェアへの改良が不可欠である。</w:t>
       </w:r>
     </w:p>
     <w:p>
@@ -9010,62 +8904,7 @@
         <w:rPr>
           <w:rFonts w:hint="eastAsia"/>
         </w:rPr>
-        <w:t>プール実験において発生したビニールテープの巻き込み</w:t>
-      </w:r>
-      <w:r>
-        <w:rPr>
-          <w:rFonts w:hint="eastAsia"/>
-        </w:rPr>
-        <w:t>事故</w:t>
-      </w:r>
-      <w:r>
-        <w:rPr>
-          <w:rFonts w:hint="eastAsia"/>
-        </w:rPr>
-        <w:t>は、実海域における海藻や浮遊ゴミのリスクを示唆している。安定した連続探査を実現するためには、スラスタへのプロペラガードの装着や、異物を吸い込みにくい流体構造の採用など、障害物の多い海底環境に適応したハードウェアへの改良が不可欠である。</w:t>
-      </w:r>
-    </w:p>
-    <w:p>
-      <w:pPr>
-        <w:widowControl/>
-        <w:rPr>
-          <w:b/>
-          <w:bCs/>
-        </w:rPr>
-      </w:pPr>
-      <w:r>
-        <w:rPr>
-          <w:rFonts w:hint="eastAsia"/>
-          <w:b/>
-          <w:bCs/>
-        </w:rPr>
-        <w:t>・</w:t>
-      </w:r>
-      <w:r>
-        <w:rPr>
-          <w:rFonts w:hint="eastAsia"/>
-          <w:b/>
-          <w:bCs/>
-        </w:rPr>
-        <w:t>ワイヤレス遠隔操作とマッピングシステムの構築</w:t>
-      </w:r>
-    </w:p>
-    <w:p>
-      <w:pPr>
-        <w:widowControl/>
-        <w:ind w:firstLineChars="100" w:firstLine="210"/>
-        <w:rPr>
-          <w:rFonts w:ascii="ＭＳ 明朝" w:hAnsi="ＭＳ 明朝" w:cs="ＭＳ 明朝"/>
-          <w:b/>
-          <w:bCs/>
-          <w:color w:val="000000" w:themeColor="text1"/>
-          <w:sz w:val="24"/>
-        </w:rPr>
-      </w:pPr>
-      <w:r>
-        <w:rPr>
-          <w:rFonts w:hint="eastAsia"/>
-        </w:rPr>
+        <w:lastRenderedPageBreak/>
         <w:t>本研究では基礎検証のため有線接続を用いたが、広範囲な英虞湾を効率的に調査するためには、当初の構想である「水上ペリカンケース」を用いた</w:t>
       </w:r>
       <w:r>
@@ -10274,59 +10113,23 @@
                             </w:r>
                           </w:p>
                           <w:p>
-                            <w:proofErr w:type="gramStart"/>
-                            <w:r>
-                              <w:t>dwf.FDwfAnalogOutNodeFunctionSet</w:t>
-                            </w:r>
-                            <w:proofErr w:type="gramEnd"/>
-                            <w:r>
-                              <w:t>(hdwf, channel_gen, node_carrier, ctypes.c_</w:t>
-                            </w:r>
-                            <w:proofErr w:type="gramStart"/>
-                            <w:r>
-                              <w:t>ubyte(</w:t>
-                            </w:r>
-                            <w:proofErr w:type="gramEnd"/>
-                            <w:r>
-                              <w:t xml:space="preserve">1)) </w:t>
+                            <w:r>
+                              <w:t xml:space="preserve">dwf.FDwfAnalogOutNodeFunctionSet(hdwf, channel_gen, node_carrier, ctypes.c_ubyte(1)) </w:t>
                             </w:r>
                           </w:p>
                           <w:p>
-                            <w:proofErr w:type="gramStart"/>
-                            <w:r>
-                              <w:t>dwf.FDwfAnalogOutNodeFrequencySet</w:t>
-                            </w:r>
-                            <w:proofErr w:type="gramEnd"/>
-                            <w:r>
-                              <w:t>(hdwf, channel_gen, node_carrier, ctypes.c_double(freqGen))</w:t>
+                            <w:r>
+                              <w:t>dwf.FDwfAnalogOutNodeFrequencySet(hdwf, channel_gen, node_carrier, ctypes.c_double(freqGen))</w:t>
                             </w:r>
                           </w:p>
                           <w:p>
-                            <w:proofErr w:type="gramStart"/>
-                            <w:r>
-                              <w:t>dwf.FDwfAnalogOutNodeAmplitudeSet</w:t>
-                            </w:r>
-                            <w:proofErr w:type="gramEnd"/>
-                            <w:r>
-                              <w:t>(hdwf, channel_gen, node_carrier, ctypes.c_double(ampGen))</w:t>
+                            <w:r>
+                              <w:t>dwf.FDwfAnalogOutNodeAmplitudeSet(hdwf, channel_gen, node_carrier, ctypes.c_double(ampGen))</w:t>
                             </w:r>
                           </w:p>
                           <w:p>
-                            <w:proofErr w:type="gramStart"/>
-                            <w:r>
-                              <w:t>dwf.FDwfAnalogOutConfigure</w:t>
-                            </w:r>
-                            <w:proofErr w:type="gramEnd"/>
-                            <w:r>
-                              <w:t>(hdwf, channel_gen, ctypes.c_</w:t>
-                            </w:r>
-                            <w:proofErr w:type="gramStart"/>
-                            <w:r>
-                              <w:t>bool(</w:t>
-                            </w:r>
-                            <w:proofErr w:type="gramEnd"/>
-                            <w:r>
-                              <w:t>True))</w:t>
+                            <w:r>
+                              <w:t>dwf.FDwfAnalogOutConfigure(hdwf, channel_gen, ctypes.c_bool(True))</w:t>
                             </w:r>
                           </w:p>
                           <w:p/>
@@ -10356,75 +10159,23 @@
                             </w:r>
                           </w:p>
                           <w:p>
-                            <w:proofErr w:type="gramStart"/>
-                            <w:r>
-                              <w:t>dwf.FDwfAnalogInChannelRangeSet</w:t>
-                            </w:r>
-                            <w:proofErr w:type="gramEnd"/>
-                            <w:r>
-                              <w:t>(hdwf, ctypes.c_</w:t>
-                            </w:r>
-                            <w:proofErr w:type="gramStart"/>
-                            <w:r>
-                              <w:t>int(</w:t>
-                            </w:r>
-                            <w:proofErr w:type="gramEnd"/>
-                            <w:r>
-                              <w:t>0), ctypes.c_</w:t>
-                            </w:r>
-                            <w:proofErr w:type="gramStart"/>
-                            <w:r>
-                              <w:t>double(</w:t>
-                            </w:r>
-                            <w:proofErr w:type="gramEnd"/>
-                            <w:r>
-                              <w:t>5.0))</w:t>
+                            <w:r>
+                              <w:t>dwf.FDwfAnalogInChannelRangeSet(hdwf, ctypes.c_int(0), ctypes.c_double(5.0))</w:t>
                             </w:r>
                           </w:p>
                           <w:p>
-                            <w:proofErr w:type="gramStart"/>
-                            <w:r>
-                              <w:t>dwf.FDwfAnalogInFrequencySet</w:t>
-                            </w:r>
-                            <w:proofErr w:type="gramEnd"/>
-                            <w:r>
-                              <w:t>(hdwf, ctypes.c_double(hzAcq))</w:t>
+                            <w:r>
+                              <w:t>dwf.FDwfAnalogInFrequencySet(hdwf, ctypes.c_double(hzAcq))</w:t>
                             </w:r>
                           </w:p>
                           <w:p>
-                            <w:proofErr w:type="gramStart"/>
-                            <w:r>
-                              <w:t>dwf.FDwfAnalogInBufferSizeSet</w:t>
-                            </w:r>
-                            <w:proofErr w:type="gramEnd"/>
-                            <w:r>
-                              <w:t>(hdwf, ctypes.c_int(nSamples))</w:t>
+                            <w:r>
+                              <w:t>dwf.FDwfAnalogInBufferSizeSet(hdwf, ctypes.c_int(nSamples))</w:t>
                             </w:r>
                           </w:p>
                           <w:p>
-                            <w:proofErr w:type="gramStart"/>
-                            <w:r>
-                              <w:t>dwf.FDwfAnalogInConfigure</w:t>
-                            </w:r>
-                            <w:proofErr w:type="gramEnd"/>
-                            <w:r>
-                              <w:t>(hdwf, ctypes.c_</w:t>
-                            </w:r>
-                            <w:proofErr w:type="gramStart"/>
-                            <w:r>
-                              <w:t>int(</w:t>
-                            </w:r>
-                            <w:proofErr w:type="gramEnd"/>
-                            <w:r>
-                              <w:t>1), ctypes.c_</w:t>
-                            </w:r>
-                            <w:proofErr w:type="gramStart"/>
-                            <w:r>
-                              <w:t>int(</w:t>
-                            </w:r>
-                            <w:proofErr w:type="gramEnd"/>
-                            <w:r>
-                              <w:t>1))</w:t>
+                            <w:r>
+                              <w:t>dwf.FDwfAnalogInConfigure(hdwf, ctypes.c_int(1), ctypes.c_int(1))</w:t>
                             </w:r>
                           </w:p>
                           <w:p/>
@@ -10438,28 +10189,12 @@
                           </w:p>
                           <w:p>
                             <w:r>
-                              <w:t xml:space="preserve">calc_buffer_t = </w:t>
-                            </w:r>
-                            <w:proofErr w:type="gramStart"/>
-                            <w:r>
-                              <w:t>deque(</w:t>
-                            </w:r>
-                            <w:proofErr w:type="gramEnd"/>
-                            <w:r>
-                              <w:t>)</w:t>
+                              <w:t>calc_buffer_t = deque()</w:t>
                             </w:r>
                           </w:p>
                           <w:p>
                             <w:r>
-                              <w:t xml:space="preserve">calc_buffer_v = </w:t>
-                            </w:r>
-                            <w:proofErr w:type="gramStart"/>
-                            <w:r>
-                              <w:t>deque(</w:t>
-                            </w:r>
-                            <w:proofErr w:type="gramEnd"/>
-                            <w:r>
-                              <w:t>)</w:t>
+                              <w:t>calc_buffer_v = deque()</w:t>
                             </w:r>
                           </w:p>
                           <w:p/>
@@ -10494,31 +10229,7 @@
                           </w:p>
                           <w:p>
                             <w:r>
-                              <w:t xml:space="preserve">        </w:t>
-                            </w:r>
-                            <w:proofErr w:type="gramStart"/>
-                            <w:r>
-                              <w:t>dwf.FDwfAnalogInStatus</w:t>
-                            </w:r>
-                            <w:proofErr w:type="gramEnd"/>
-                            <w:r>
-                              <w:t>(hdwf, ctypes.c_</w:t>
-                            </w:r>
-                            <w:proofErr w:type="gramStart"/>
-                            <w:r>
-                              <w:t>int(</w:t>
-                            </w:r>
-                            <w:proofErr w:type="gramEnd"/>
-                            <w:r>
-                              <w:t xml:space="preserve">1), </w:t>
-                            </w:r>
-                            <w:proofErr w:type="gramStart"/>
-                            <w:r>
-                              <w:t>ctypes.byref</w:t>
-                            </w:r>
-                            <w:proofErr w:type="gramEnd"/>
-                            <w:r>
-                              <w:t>(sts))</w:t>
+                              <w:t xml:space="preserve">        dwf.FDwfAnalogInStatus(hdwf, ctypes.c_int(1), ctypes.byref(sts))</w:t>
                             </w:r>
                           </w:p>
                           <w:p/>
@@ -10540,44 +10251,12 @@
                           </w:p>
                           <w:p>
                             <w:r>
-                              <w:t xml:space="preserve">            </w:t>
-                            </w:r>
-                            <w:proofErr w:type="gramStart"/>
-                            <w:r>
-                              <w:t>dwf.FDwfAnalogInStatusData</w:t>
-                            </w:r>
-                            <w:proofErr w:type="gramEnd"/>
-                            <w:r>
-                              <w:t>(hdwf, ctypes.c_</w:t>
-                            </w:r>
-                            <w:proofErr w:type="gramStart"/>
-                            <w:r>
-                              <w:t>int(</w:t>
-                            </w:r>
-                            <w:proofErr w:type="gramEnd"/>
-                            <w:r>
-                              <w:t>0), rgdSamples, nSamples)</w:t>
+                              <w:t xml:space="preserve">            dwf.FDwfAnalogInStatusData(hdwf, ctypes.c_int(0), rgdSamples, nSamples)</w:t>
                             </w:r>
                           </w:p>
                           <w:p>
                             <w:r>
-                              <w:t xml:space="preserve">            data_chunk = </w:t>
-                            </w:r>
-                            <w:proofErr w:type="gramStart"/>
-                            <w:r>
-                              <w:t>np.frombuffer</w:t>
-                            </w:r>
-                            <w:proofErr w:type="gramEnd"/>
-                            <w:r>
-                              <w:t>(rgdSamples, dtype=</w:t>
-                            </w:r>
-                            <w:proofErr w:type="gramStart"/>
-                            <w:r>
-                              <w:t>np.float</w:t>
-                            </w:r>
-                            <w:proofErr w:type="gramEnd"/>
-                            <w:r>
-                              <w:t>64)</w:t>
+                              <w:t xml:space="preserve">            data_chunk = np.frombuffer(rgdSamples, dtype=np.float64)</w:t>
                             </w:r>
                           </w:p>
                           <w:p>
@@ -10587,15 +10266,7 @@
                           </w:p>
                           <w:p>
                             <w:r>
-                              <w:t xml:space="preserve">            current_t = </w:t>
-                            </w:r>
-                            <w:proofErr w:type="gramStart"/>
-                            <w:r>
-                              <w:t>time.time</w:t>
-                            </w:r>
-                            <w:proofErr w:type="gramEnd"/>
-                            <w:r>
-                              <w:t>() - start_time</w:t>
+                              <w:t xml:space="preserve">            current_t = time.time() - start_time</w:t>
                             </w:r>
                           </w:p>
                           <w:p>
@@ -10616,28 +10287,12 @@
                           </w:p>
                           <w:p>
                             <w:r>
-                              <w:t xml:space="preserve">            calc_buffer_</w:t>
-                            </w:r>
-                            <w:proofErr w:type="gramStart"/>
-                            <w:r>
-                              <w:t>t.append</w:t>
-                            </w:r>
-                            <w:proofErr w:type="gramEnd"/>
-                            <w:r>
-                              <w:t>(current_t)</w:t>
+                              <w:t xml:space="preserve">            calc_buffer_t.append(current_t)</w:t>
                             </w:r>
                           </w:p>
                           <w:p>
                             <w:r>
-                              <w:t xml:space="preserve">            calc_buffer_</w:t>
-                            </w:r>
-                            <w:proofErr w:type="gramStart"/>
-                            <w:r>
-                              <w:t>v.append</w:t>
-                            </w:r>
-                            <w:proofErr w:type="gramEnd"/>
-                            <w:r>
-                              <w:t>(current_val)</w:t>
+                              <w:t xml:space="preserve">            calc_buffer_v.append(current_val)</w:t>
                             </w:r>
                           </w:p>
                           <w:p>
@@ -10650,41 +10305,17 @@
                           </w:p>
                           <w:p>
                             <w:r>
-                              <w:t xml:space="preserve">            while len(calc_buffer_t) &gt; 0 and (calc_buffer_</w:t>
-                            </w:r>
-                            <w:proofErr w:type="gramStart"/>
-                            <w:r>
-                              <w:t>t[</w:t>
-                            </w:r>
-                            <w:proofErr w:type="gramEnd"/>
-                            <w:r>
-                              <w:t>0] &lt; current_t - AVERAGE_WINDOW):</w:t>
+                              <w:t xml:space="preserve">            while len(calc_buffer_t) &gt; 0 and (calc_buffer_t[0] &lt; current_t - AVERAGE_WINDOW):</w:t>
                             </w:r>
                           </w:p>
                           <w:p>
                             <w:r>
-                              <w:t xml:space="preserve">                calc_buffer_</w:t>
-                            </w:r>
-                            <w:proofErr w:type="gramStart"/>
-                            <w:r>
-                              <w:t>t.popleft</w:t>
-                            </w:r>
-                            <w:proofErr w:type="gramEnd"/>
-                            <w:r>
-                              <w:t>()</w:t>
+                              <w:t xml:space="preserve">                calc_buffer_t.popleft()</w:t>
                             </w:r>
                           </w:p>
                           <w:p>
                             <w:r>
-                              <w:t xml:space="preserve">                calc_buffer_</w:t>
-                            </w:r>
-                            <w:proofErr w:type="gramStart"/>
-                            <w:r>
-                              <w:t>v.popleft</w:t>
-                            </w:r>
-                            <w:proofErr w:type="gramEnd"/>
-                            <w:r>
-                              <w:t>()</w:t>
+                              <w:t xml:space="preserve">                calc_buffer_v.popleft()</w:t>
                             </w:r>
                           </w:p>
                           <w:p>
@@ -10757,15 +10388,7 @@
                           </w:p>
                           <w:p>
                             <w:r>
-                              <w:t xml:space="preserve">                </w:t>
-                            </w:r>
-                            <w:proofErr w:type="gramStart"/>
-                            <w:r>
-                              <w:t>print(</w:t>
-                            </w:r>
-                            <w:proofErr w:type="gramEnd"/>
-                            <w:r>
-                              <w:t>f"UP DETECTED! (+{diff*1000:.0f} mV)")</w:t>
+                              <w:t xml:space="preserve">                print(f"UP DETECTED! (+{diff*1000:.0f} mV)")</w:t>
                             </w:r>
                           </w:p>
                           <w:p>
@@ -10775,15 +10398,7 @@
                           </w:p>
                           <w:p>
                             <w:r>
-                              <w:t xml:space="preserve">                </w:t>
-                            </w:r>
-                            <w:proofErr w:type="gramStart"/>
-                            <w:r>
-                              <w:t>print(</w:t>
-                            </w:r>
-                            <w:proofErr w:type="gramEnd"/>
-                            <w:r>
-                              <w:t>f"DOWN DETECTED! ({diff*1000:.0f} mV)")</w:t>
+                              <w:t xml:space="preserve">                print(f"DOWN DETECTED! ({diff*1000:.0f} mV)")</w:t>
                             </w:r>
                           </w:p>
                           <w:p/>
@@ -11610,75 +11225,23 @@
                             </w:r>
                           </w:p>
                           <w:p>
-                            <w:proofErr w:type="gramStart"/>
-                            <w:r>
-                              <w:t>dwf.FDwfAnalogInChannelRangeSet</w:t>
-                            </w:r>
-                            <w:proofErr w:type="gramEnd"/>
-                            <w:r>
-                              <w:t>(hdwf, ctypes.c_</w:t>
-                            </w:r>
-                            <w:proofErr w:type="gramStart"/>
-                            <w:r>
-                              <w:t>int(</w:t>
-                            </w:r>
-                            <w:proofErr w:type="gramEnd"/>
-                            <w:r>
-                              <w:t>0), ctypes.c_</w:t>
-                            </w:r>
-                            <w:proofErr w:type="gramStart"/>
-                            <w:r>
-                              <w:t>double(</w:t>
-                            </w:r>
-                            <w:proofErr w:type="gramEnd"/>
-                            <w:r>
-                              <w:t>5.0))</w:t>
+                            <w:r>
+                              <w:t>dwf.FDwfAnalogInChannelRangeSet(hdwf, ctypes.c_int(0), ctypes.c_double(5.0))</w:t>
                             </w:r>
                           </w:p>
                           <w:p>
-                            <w:proofErr w:type="gramStart"/>
-                            <w:r>
-                              <w:t>dwf.FDwfAnalogInFrequencySet</w:t>
-                            </w:r>
-                            <w:proofErr w:type="gramEnd"/>
-                            <w:r>
-                              <w:t>(hdwf, ctypes.c_double(hzAcq))</w:t>
+                            <w:r>
+                              <w:t>dwf.FDwfAnalogInFrequencySet(hdwf, ctypes.c_double(hzAcq))</w:t>
                             </w:r>
                           </w:p>
                           <w:p>
-                            <w:proofErr w:type="gramStart"/>
-                            <w:r>
-                              <w:t>dwf.FDwfAnalogInBufferSizeSet</w:t>
-                            </w:r>
-                            <w:proofErr w:type="gramEnd"/>
-                            <w:r>
-                              <w:t>(hdwf, ctypes.c_int(nSamples))</w:t>
+                            <w:r>
+                              <w:t>dwf.FDwfAnalogInBufferSizeSet(hdwf, ctypes.c_int(nSamples))</w:t>
                             </w:r>
                           </w:p>
                           <w:p>
-                            <w:proofErr w:type="gramStart"/>
-                            <w:r>
-                              <w:t>dwf.FDwfAnalogInConfigure</w:t>
-                            </w:r>
-                            <w:proofErr w:type="gramEnd"/>
-                            <w:r>
-                              <w:t>(hdwf, ctypes.c_</w:t>
-                            </w:r>
-                            <w:proofErr w:type="gramStart"/>
-                            <w:r>
-                              <w:t>int(</w:t>
-                            </w:r>
-                            <w:proofErr w:type="gramEnd"/>
-                            <w:r>
-                              <w:t>1), ctypes.c_</w:t>
-                            </w:r>
-                            <w:proofErr w:type="gramStart"/>
-                            <w:r>
-                              <w:t>int(</w:t>
-                            </w:r>
-                            <w:proofErr w:type="gramEnd"/>
-                            <w:r>
-                              <w:t>1))</w:t>
+                            <w:r>
+                              <w:t>dwf.FDwfAnalogInConfigure(hdwf, ctypes.c_int(1), ctypes.c_int(1))</w:t>
                             </w:r>
                           </w:p>
                           <w:p/>
@@ -11692,28 +11255,12 @@
                           </w:p>
                           <w:p>
                             <w:r>
-                              <w:t xml:space="preserve">calc_buffer_t = </w:t>
-                            </w:r>
-                            <w:proofErr w:type="gramStart"/>
-                            <w:r>
-                              <w:t>deque(</w:t>
-                            </w:r>
-                            <w:proofErr w:type="gramEnd"/>
-                            <w:r>
-                              <w:t>)</w:t>
+                              <w:t>calc_buffer_t = deque()</w:t>
                             </w:r>
                           </w:p>
                           <w:p>
                             <w:r>
-                              <w:t xml:space="preserve">calc_buffer_v = </w:t>
-                            </w:r>
-                            <w:proofErr w:type="gramStart"/>
-                            <w:r>
-                              <w:t>deque(</w:t>
-                            </w:r>
-                            <w:proofErr w:type="gramEnd"/>
-                            <w:r>
-                              <w:t>)</w:t>
+                              <w:t>calc_buffer_v = deque()</w:t>
                             </w:r>
                           </w:p>
                           <w:p/>
@@ -11748,31 +11295,7 @@
                           </w:p>
                           <w:p>
                             <w:r>
-                              <w:t xml:space="preserve">        </w:t>
-                            </w:r>
-                            <w:proofErr w:type="gramStart"/>
-                            <w:r>
-                              <w:t>dwf.FDwfAnalogInStatus</w:t>
-                            </w:r>
-                            <w:proofErr w:type="gramEnd"/>
-                            <w:r>
-                              <w:t>(hdwf, ctypes.c_</w:t>
-                            </w:r>
-                            <w:proofErr w:type="gramStart"/>
-                            <w:r>
-                              <w:t>int(</w:t>
-                            </w:r>
-                            <w:proofErr w:type="gramEnd"/>
-                            <w:r>
-                              <w:t xml:space="preserve">1), </w:t>
-                            </w:r>
-                            <w:proofErr w:type="gramStart"/>
-                            <w:r>
-                              <w:t>ctypes.byref</w:t>
-                            </w:r>
-                            <w:proofErr w:type="gramEnd"/>
-                            <w:r>
-                              <w:t>(sts))</w:t>
+                              <w:t xml:space="preserve">        dwf.FDwfAnalogInStatus(hdwf, ctypes.c_int(1), ctypes.byref(sts))</w:t>
                             </w:r>
                           </w:p>
                           <w:p/>
@@ -11794,44 +11317,12 @@
                           </w:p>
                           <w:p>
                             <w:r>
-                              <w:t xml:space="preserve">            </w:t>
-                            </w:r>
-                            <w:proofErr w:type="gramStart"/>
-                            <w:r>
-                              <w:t>dwf.FDwfAnalogInStatusData</w:t>
-                            </w:r>
-                            <w:proofErr w:type="gramEnd"/>
-                            <w:r>
-                              <w:t>(hdwf, ctypes.c_</w:t>
-                            </w:r>
-                            <w:proofErr w:type="gramStart"/>
-                            <w:r>
-                              <w:t>int(</w:t>
-                            </w:r>
-                            <w:proofErr w:type="gramEnd"/>
-                            <w:r>
-                              <w:t>0), rgdSamples, nSamples)</w:t>
+                              <w:t xml:space="preserve">            dwf.FDwfAnalogInStatusData(hdwf, ctypes.c_int(0), rgdSamples, nSamples)</w:t>
                             </w:r>
                           </w:p>
                           <w:p>
                             <w:r>
-                              <w:t xml:space="preserve">            data_chunk = </w:t>
-                            </w:r>
-                            <w:proofErr w:type="gramStart"/>
-                            <w:r>
-                              <w:t>np.frombuffer</w:t>
-                            </w:r>
-                            <w:proofErr w:type="gramEnd"/>
-                            <w:r>
-                              <w:t>(rgdSamples, dtype=</w:t>
-                            </w:r>
-                            <w:proofErr w:type="gramStart"/>
-                            <w:r>
-                              <w:t>np.float</w:t>
-                            </w:r>
-                            <w:proofErr w:type="gramEnd"/>
-                            <w:r>
-                              <w:t>64)</w:t>
+                              <w:t xml:space="preserve">            data_chunk = np.frombuffer(rgdSamples, dtype=np.float64)</w:t>
                             </w:r>
                           </w:p>
                           <w:p>
@@ -11841,15 +11332,7 @@
                           </w:p>
                           <w:p>
                             <w:r>
-                              <w:t xml:space="preserve">            current_t = </w:t>
-                            </w:r>
-                            <w:proofErr w:type="gramStart"/>
-                            <w:r>
-                              <w:t>time.time</w:t>
-                            </w:r>
-                            <w:proofErr w:type="gramEnd"/>
-                            <w:r>
-                              <w:t>() - start_time</w:t>
+                              <w:t xml:space="preserve">            current_t = time.time() - start_time</w:t>
                             </w:r>
                           </w:p>
                           <w:p>
@@ -11870,28 +11353,12 @@
                           </w:p>
                           <w:p>
                             <w:r>
-                              <w:t xml:space="preserve">            calc_buffer_</w:t>
-                            </w:r>
-                            <w:proofErr w:type="gramStart"/>
-                            <w:r>
-                              <w:t>t.append</w:t>
-                            </w:r>
-                            <w:proofErr w:type="gramEnd"/>
-                            <w:r>
-                              <w:t>(current_t)</w:t>
+                              <w:t xml:space="preserve">            calc_buffer_t.append(current_t)</w:t>
                             </w:r>
                           </w:p>
                           <w:p>
                             <w:r>
-                              <w:t xml:space="preserve">            calc_buffer_</w:t>
-                            </w:r>
-                            <w:proofErr w:type="gramStart"/>
-                            <w:r>
-                              <w:t>v.append</w:t>
-                            </w:r>
-                            <w:proofErr w:type="gramEnd"/>
-                            <w:r>
-                              <w:t>(current_val)</w:t>
+                              <w:t xml:space="preserve">            calc_buffer_v.append(current_val)</w:t>
                             </w:r>
                           </w:p>
                           <w:p>
@@ -11904,41 +11371,17 @@
                           </w:p>
                           <w:p>
                             <w:r>
-                              <w:t xml:space="preserve">            while len(calc_buffer_t) &gt; 0 and (calc_buffer_</w:t>
-                            </w:r>
-                            <w:proofErr w:type="gramStart"/>
-                            <w:r>
-                              <w:t>t[</w:t>
-                            </w:r>
-                            <w:proofErr w:type="gramEnd"/>
-                            <w:r>
-                              <w:t>0] &lt; current_t - AVERAGE_WINDOW):</w:t>
+                              <w:t xml:space="preserve">            while len(calc_buffer_t) &gt; 0 and (calc_buffer_t[0] &lt; current_t - AVERAGE_WINDOW):</w:t>
                             </w:r>
                           </w:p>
                           <w:p>
                             <w:r>
-                              <w:t xml:space="preserve">                calc_buffer_</w:t>
-                            </w:r>
-                            <w:proofErr w:type="gramStart"/>
-                            <w:r>
-                              <w:t>t.popleft</w:t>
-                            </w:r>
-                            <w:proofErr w:type="gramEnd"/>
-                            <w:r>
-                              <w:t>()</w:t>
+                              <w:t xml:space="preserve">                calc_buffer_t.popleft()</w:t>
                             </w:r>
                           </w:p>
                           <w:p>
                             <w:r>
-                              <w:t xml:space="preserve">                calc_buffer_</w:t>
-                            </w:r>
-                            <w:proofErr w:type="gramStart"/>
-                            <w:r>
-                              <w:t>v.popleft</w:t>
-                            </w:r>
-                            <w:proofErr w:type="gramEnd"/>
-                            <w:r>
-                              <w:t>()</w:t>
+                              <w:t xml:space="preserve">                calc_buffer_v.popleft()</w:t>
                             </w:r>
                           </w:p>
                           <w:p>
@@ -12011,15 +11454,7 @@
                           </w:p>
                           <w:p>
                             <w:r>
-                              <w:t xml:space="preserve">                </w:t>
-                            </w:r>
-                            <w:proofErr w:type="gramStart"/>
-                            <w:r>
-                              <w:t>print(</w:t>
-                            </w:r>
-                            <w:proofErr w:type="gramEnd"/>
-                            <w:r>
-                              <w:t>f"UP DETECTED! (+{diff*1000:.0f} mV)")</w:t>
+                              <w:t xml:space="preserve">                print(f"UP DETECTED! (+{diff*1000:.0f} mV)")</w:t>
                             </w:r>
                           </w:p>
                           <w:p>
@@ -12029,15 +11464,7 @@
                           </w:p>
                           <w:p>
                             <w:r>
-                              <w:t xml:space="preserve">                </w:t>
-                            </w:r>
-                            <w:proofErr w:type="gramStart"/>
-                            <w:r>
-                              <w:t>print(</w:t>
-                            </w:r>
-                            <w:proofErr w:type="gramEnd"/>
-                            <w:r>
-                              <w:t>f"DOWN DETECTED! ({diff*1000:.0f} mV)")</w:t>
+                              <w:t xml:space="preserve">                print(f"DOWN DETECTED! ({diff*1000:.0f} mV)")</w:t>
                             </w:r>
                           </w:p>
                           <w:p/>
@@ -12501,15 +11928,7 @@
                           </w:p>
                           <w:p>
                             <w:r>
-                              <w:t xml:space="preserve">                </w:t>
-                            </w:r>
-                            <w:proofErr w:type="gramStart"/>
-                            <w:r>
-                              <w:t>print(</w:t>
-                            </w:r>
-                            <w:proofErr w:type="gramEnd"/>
-                            <w:r>
-                              <w:t>f"UP DETECTED! (+{diff*1000:.0f} mV)")</w:t>
+                              <w:t xml:space="preserve">                print(f"UP DETECTED! (+{diff*1000:.0f} mV)")</w:t>
                             </w:r>
                           </w:p>
                           <w:p>
@@ -12519,15 +11938,7 @@
                           </w:p>
                           <w:p>
                             <w:r>
-                              <w:t xml:space="preserve">                </w:t>
-                            </w:r>
-                            <w:proofErr w:type="gramStart"/>
-                            <w:r>
-                              <w:t>print(</w:t>
-                            </w:r>
-                            <w:proofErr w:type="gramEnd"/>
-                            <w:r>
-                              <w:t>f"DOWN DETECTED! ({diff*1000:.0f} mV)")</w:t>
+                              <w:t xml:space="preserve">                print(f"DOWN DETECTED! ({diff*1000:.0f} mV)")</w:t>
                             </w:r>
                           </w:p>
                           <w:p/>
@@ -16199,6 +15610,130 @@
 </file>
 
 <file path=customXml/item1.xml><?xml version="1.0" encoding="utf-8"?>
+<?mso-contentType ?>
+<FormTemplates xmlns="http://schemas.microsoft.com/sharepoint/v3/contenttype/forms">
+  <Display>DocumentLibraryForm</Display>
+  <Edit>DocumentLibraryForm</Edit>
+  <New>DocumentLibraryForm</New>
+</FormTemplates>
+</file>
+
+<file path=customXml/item2.xml><?xml version="1.0" encoding="utf-8"?>
+<b:Sources xmlns:b="http://schemas.openxmlformats.org/officeDocument/2006/bibliography" xmlns="http://schemas.openxmlformats.org/officeDocument/2006/bibliography" SelectedStyle="/SIST02.XSL" StyleName="SIST02" Version="2003">
+  <b:Source>
+    <b:Tag>国分秀04</b:Tag>
+    <b:SourceType>Report</b:SourceType>
+    <b:Guid>{79700DD5-CDE9-2C48-85A5-764D1BE41FBA}</b:Guid>
+    <b:Author>
+      <b:Author>
+        <b:NameList>
+          <b:Person>
+            <b:Last>国分</b:Last>
+            <b:First>秀樹</b:First>
+          </b:Person>
+          <b:Person>
+            <b:Last>奥村</b:Last>
+            <b:First>宏征</b:First>
+          </b:Person>
+          <b:Person>
+            <b:Last>上野</b:Last>
+            <b:First>成三</b:First>
+          </b:Person>
+          <b:Person>
+            <b:Last>高山</b:Last>
+            <b:First>百合子</b:First>
+          </b:Person>
+          <b:Person>
+            <b:Last>湯浅</b:Last>
+            <b:First>城之</b:First>
+          </b:Person>
+        </b:NameList>
+      </b:Author>
+    </b:Author>
+    <b:Title>英虞湾における浚渫ヘドロを用いた干潟造成実験から得られた干潟底質の最適条件</b:Title>
+    <b:Publisher>海岸工学論文集</b:Publisher>
+    <b:Year>2004</b:Year>
+    <b:RefOrder>2</b:RefOrder>
+  </b:Source>
+  <b:Source>
+    <b:Tag>農林水25</b:Tag>
+    <b:SourceType>DocumentFromInternetSite</b:SourceType>
+    <b:Guid>{31B3D0CF-2B97-0341-9108-133D73C242B9}</b:Guid>
+    <b:Title>海面漁業生産統計調査</b:Title>
+    <b:Year>2025</b:Year>
+    <b:LCID>ja-JP</b:LCID>
+    <b:Author>
+      <b:Author>
+        <b:Corporate>農林水産省</b:Corporate>
+      </b:Author>
+    </b:Author>
+    <b:InternetSiteTitle>農林水産省</b:InternetSiteTitle>
+    <b:URL>https://www.maff.go.jp/j/tokei/kouhyou/kaimen_gyosei/index.html</b:URL>
+    <b:Month>5</b:Month>
+    <b:Day>30</b:Day>
+    <b:YearAccessed>2026</b:YearAccessed>
+    <b:MonthAccessed>1</b:MonthAccessed>
+    <b:DayAccessed>14</b:DayAccessed>
+    <b:RefOrder>3</b:RefOrder>
+  </b:Source>
+  <b:Source>
+    <b:Tag>IDE24</b:Tag>
+    <b:SourceType>InternetSite</b:SourceType>
+    <b:Guid>{8C5F4DA1-44D2-C64F-8A9E-9C94BA4EF546}</b:Guid>
+    <b:Title>IDEAS FOR GOOD</b:Title>
+    <b:InternetSiteTitle>真珠養殖のごみを、地域の財産に。伊勢志摩で始まった廃漁具の水平リサイクル</b:InternetSiteTitle>
+    <b:URL>https://ideasforgood.jp/2024/09/10/circular-fish-net/</b:URL>
+    <b:Year>2024</b:Year>
+    <b:Month>9</b:Month>
+    <b:Day>10</b:Day>
+    <b:RefOrder>4</b:RefOrder>
+  </b:Source>
+  <b:Source>
+    <b:Tag>坂村博93</b:Tag>
+    <b:SourceType>Report</b:SourceType>
+    <b:Guid>{9D43D4B6-2BDA-7A49-A81D-7DD2CAAC628B}</b:Guid>
+    <b:Title>廃電気製品に含まれる有害金属の環境影響評価</b:Title>
+    <b:Year>1993</b:Year>
+    <b:Publisher>東京大学</b:Publisher>
+    <b:Author>
+      <b:Author>
+        <b:NameList>
+          <b:Person>
+            <b:Last>坂村</b:Last>
+            <b:First>博康</b:First>
+          </b:Person>
+          <b:Person>
+            <b:Last>宇都野</b:Last>
+            <b:First>太</b:First>
+          </b:Person>
+          <b:Person>
+            <b:Last>安井</b:Last>
+            <b:First>至</b:First>
+          </b:Person>
+        </b:NameList>
+      </b:Author>
+    </b:Author>
+    <b:RefOrder>5</b:RefOrder>
+  </b:Source>
+  <b:Source>
+    <b:Tag>環境省</b:Tag>
+    <b:SourceType>DocumentFromInternetSite</b:SourceType>
+    <b:Guid>{91060327-F98F-CC43-A280-166C78EFE7FE}</b:Guid>
+    <b:Author>
+      <b:Author>
+        <b:Corporate>環境省</b:Corporate>
+      </b:Author>
+    </b:Author>
+    <b:Title>漁業者の協力による海洋ゴミ回収に関わる実証業務</b:Title>
+    <b:URL>https://www.google.com/search?q=%E6%B5%B7%E5%BA%95%E3%82%B4%E3%83%9F+%E5%9B%9E%E5%8F%8E%E6%96%B9%E6%B3%95%E3%80%80%E6%BD%9C%E6%B0%B4%E5%A3%AB&amp;sca_esv=25010ec7c4de7282&amp;rlz=1C5AJCO_enJP1197JP1197&amp;sxsrf=ANbL-n5diS4uYjZQU1Uy2h8hRB5t7xpFDQ%3A1768522913460&amp;ei=o</b:URL>
+    <b:Year>2025</b:Year>
+    <b:Month>3</b:Month>
+    <b:RefOrder>1</b:RefOrder>
+  </b:Source>
+</b:Sources>
+</file>
+
+<file path=customXml/item3.xml><?xml version="1.0" encoding="utf-8"?>
 <ct:contentTypeSchema xmlns:ct="http://schemas.microsoft.com/office/2006/metadata/contentType" xmlns:ma="http://schemas.microsoft.com/office/2006/metadata/properties/metaAttributes" ct:_="" ma:_="" ma:contentTypeName="ドキュメント" ma:contentTypeID="0x0101008E7AA510A5F3DA439FA59E9299B0621A" ma:contentTypeVersion="14" ma:contentTypeDescription="新しいドキュメントを作成します。" ma:contentTypeScope="" ma:versionID="121aed8e3ba15d36081b37416ab06ebb">
   <xsd:schema xmlns:xsd="http://www.w3.org/2001/XMLSchema" xmlns:xs="http://www.w3.org/2001/XMLSchema" xmlns:p="http://schemas.microsoft.com/office/2006/metadata/properties" xmlns:ns2="57199bd4-3ad7-4c17-90e8-59925990642e" xmlns:ns3="645ef163-9275-403f-9bea-380ade2256bf" targetNamespace="http://schemas.microsoft.com/office/2006/metadata/properties" ma:root="true" ma:fieldsID="8f8255aa57b9e53d6dd3ba567cb63dde" ns2:_="" ns3:_="">
     <xsd:import namespace="57199bd4-3ad7-4c17-90e8-59925990642e"/>
@@ -16411,130 +15946,6 @@
 </ct:contentTypeSchema>
 </file>
 
-<file path=customXml/item2.xml><?xml version="1.0" encoding="utf-8"?>
-<b:Sources xmlns:b="http://schemas.openxmlformats.org/officeDocument/2006/bibliography" xmlns="http://schemas.openxmlformats.org/officeDocument/2006/bibliography" SelectedStyle="/SIST02.XSL" StyleName="SIST02" Version="2003">
-  <b:Source>
-    <b:Tag>国分秀04</b:Tag>
-    <b:SourceType>Report</b:SourceType>
-    <b:Guid>{79700DD5-CDE9-2C48-85A5-764D1BE41FBA}</b:Guid>
-    <b:Author>
-      <b:Author>
-        <b:NameList>
-          <b:Person>
-            <b:Last>国分</b:Last>
-            <b:First>秀樹</b:First>
-          </b:Person>
-          <b:Person>
-            <b:Last>奥村</b:Last>
-            <b:First>宏征</b:First>
-          </b:Person>
-          <b:Person>
-            <b:Last>上野</b:Last>
-            <b:First>成三</b:First>
-          </b:Person>
-          <b:Person>
-            <b:Last>高山</b:Last>
-            <b:First>百合子</b:First>
-          </b:Person>
-          <b:Person>
-            <b:Last>湯浅</b:Last>
-            <b:First>城之</b:First>
-          </b:Person>
-        </b:NameList>
-      </b:Author>
-    </b:Author>
-    <b:Title>英虞湾における浚渫ヘドロを用いた干潟造成実験から得られた干潟底質の最適条件</b:Title>
-    <b:Publisher>海岸工学論文集</b:Publisher>
-    <b:Year>2004</b:Year>
-    <b:RefOrder>2</b:RefOrder>
-  </b:Source>
-  <b:Source>
-    <b:Tag>農林水25</b:Tag>
-    <b:SourceType>DocumentFromInternetSite</b:SourceType>
-    <b:Guid>{31B3D0CF-2B97-0341-9108-133D73C242B9}</b:Guid>
-    <b:Title>海面漁業生産統計調査</b:Title>
-    <b:Year>2025</b:Year>
-    <b:LCID>ja-JP</b:LCID>
-    <b:Author>
-      <b:Author>
-        <b:Corporate>農林水産省</b:Corporate>
-      </b:Author>
-    </b:Author>
-    <b:InternetSiteTitle>農林水産省</b:InternetSiteTitle>
-    <b:URL>https://www.maff.go.jp/j/tokei/kouhyou/kaimen_gyosei/index.html</b:URL>
-    <b:Month>5</b:Month>
-    <b:Day>30</b:Day>
-    <b:YearAccessed>2026</b:YearAccessed>
-    <b:MonthAccessed>1</b:MonthAccessed>
-    <b:DayAccessed>14</b:DayAccessed>
-    <b:RefOrder>3</b:RefOrder>
-  </b:Source>
-  <b:Source>
-    <b:Tag>IDE24</b:Tag>
-    <b:SourceType>InternetSite</b:SourceType>
-    <b:Guid>{8C5F4DA1-44D2-C64F-8A9E-9C94BA4EF546}</b:Guid>
-    <b:Title>IDEAS FOR GOOD</b:Title>
-    <b:InternetSiteTitle>真珠養殖のごみを、地域の財産に。伊勢志摩で始まった廃漁具の水平リサイクル</b:InternetSiteTitle>
-    <b:URL>https://ideasforgood.jp/2024/09/10/circular-fish-net/</b:URL>
-    <b:Year>2024</b:Year>
-    <b:Month>9</b:Month>
-    <b:Day>10</b:Day>
-    <b:RefOrder>4</b:RefOrder>
-  </b:Source>
-  <b:Source>
-    <b:Tag>坂村博93</b:Tag>
-    <b:SourceType>Report</b:SourceType>
-    <b:Guid>{9D43D4B6-2BDA-7A49-A81D-7DD2CAAC628B}</b:Guid>
-    <b:Title>廃電気製品に含まれる有害金属の環境影響評価</b:Title>
-    <b:Year>1993</b:Year>
-    <b:Publisher>東京大学</b:Publisher>
-    <b:Author>
-      <b:Author>
-        <b:NameList>
-          <b:Person>
-            <b:Last>坂村</b:Last>
-            <b:First>博康</b:First>
-          </b:Person>
-          <b:Person>
-            <b:Last>宇都野</b:Last>
-            <b:First>太</b:First>
-          </b:Person>
-          <b:Person>
-            <b:Last>安井</b:Last>
-            <b:First>至</b:First>
-          </b:Person>
-        </b:NameList>
-      </b:Author>
-    </b:Author>
-    <b:RefOrder>5</b:RefOrder>
-  </b:Source>
-  <b:Source>
-    <b:Tag>環境省</b:Tag>
-    <b:SourceType>DocumentFromInternetSite</b:SourceType>
-    <b:Guid>{91060327-F98F-CC43-A280-166C78EFE7FE}</b:Guid>
-    <b:Author>
-      <b:Author>
-        <b:Corporate>環境省</b:Corporate>
-      </b:Author>
-    </b:Author>
-    <b:Title>漁業者の協力による海洋ゴミ回収に関わる実証業務</b:Title>
-    <b:URL>https://www.google.com/search?q=%E6%B5%B7%E5%BA%95%E3%82%B4%E3%83%9F+%E5%9B%9E%E5%8F%8E%E6%96%B9%E6%B3%95%E3%80%80%E6%BD%9C%E6%B0%B4%E5%A3%AB&amp;sca_esv=25010ec7c4de7282&amp;rlz=1C5AJCO_enJP1197JP1197&amp;sxsrf=ANbL-n5diS4uYjZQU1Uy2h8hRB5t7xpFDQ%3A1768522913460&amp;ei=o</b:URL>
-    <b:Year>2025</b:Year>
-    <b:Month>3</b:Month>
-    <b:RefOrder>1</b:RefOrder>
-  </b:Source>
-</b:Sources>
-</file>
-
-<file path=customXml/item3.xml><?xml version="1.0" encoding="utf-8"?>
-<?mso-contentType ?>
-<FormTemplates xmlns="http://schemas.microsoft.com/sharepoint/v3/contenttype/forms">
-  <Display>DocumentLibraryForm</Display>
-  <Edit>DocumentLibraryForm</Edit>
-  <New>DocumentLibraryForm</New>
-</FormTemplates>
-</file>
-
 <file path=customXml/item4.xml><?xml version="1.0" encoding="utf-8"?>
 <p:properties xmlns:p="http://schemas.microsoft.com/office/2006/metadata/properties" xmlns:xsi="http://www.w3.org/2001/XMLSchema-instance" xmlns:pc="http://schemas.microsoft.com/office/infopath/2007/PartnerControls">
   <documentManagement>
@@ -16547,6 +15958,22 @@
 </file>
 
 <file path=customXml/itemProps1.xml><?xml version="1.0" encoding="utf-8"?>
+<ds:datastoreItem xmlns:ds="http://schemas.openxmlformats.org/officeDocument/2006/customXml" ds:itemID="{58F7F0EB-A4F8-4A13-B8AC-4C27755BC2C3}">
+  <ds:schemaRefs>
+    <ds:schemaRef ds:uri="http://schemas.microsoft.com/sharepoint/v3/contenttype/forms"/>
+  </ds:schemaRefs>
+</ds:datastoreItem>
+</file>
+
+<file path=customXml/itemProps2.xml><?xml version="1.0" encoding="utf-8"?>
+<ds:datastoreItem xmlns:ds="http://schemas.openxmlformats.org/officeDocument/2006/customXml" ds:itemID="{A99DC56A-A87D-FE4E-8EC6-2FF20663F888}">
+  <ds:schemaRefs>
+    <ds:schemaRef ds:uri="http://schemas.openxmlformats.org/officeDocument/2006/bibliography"/>
+  </ds:schemaRefs>
+</ds:datastoreItem>
+</file>
+
+<file path=customXml/itemProps3.xml><?xml version="1.0" encoding="utf-8"?>
 <ds:datastoreItem xmlns:ds="http://schemas.openxmlformats.org/officeDocument/2006/customXml" ds:itemID="{B09BA528-F963-4F41-9564-BE39AE93AB48}">
   <ds:schemaRefs>
     <ds:schemaRef ds:uri="http://schemas.microsoft.com/office/2006/metadata/contentType"/>
@@ -16565,22 +15992,6 @@
 </ds:datastoreItem>
 </file>
 
-<file path=customXml/itemProps2.xml><?xml version="1.0" encoding="utf-8"?>
-<ds:datastoreItem xmlns:ds="http://schemas.openxmlformats.org/officeDocument/2006/customXml" ds:itemID="{A99DC56A-A87D-FE4E-8EC6-2FF20663F888}">
-  <ds:schemaRefs>
-    <ds:schemaRef ds:uri="http://schemas.openxmlformats.org/officeDocument/2006/bibliography"/>
-  </ds:schemaRefs>
-</ds:datastoreItem>
-</file>
-
-<file path=customXml/itemProps3.xml><?xml version="1.0" encoding="utf-8"?>
-<ds:datastoreItem xmlns:ds="http://schemas.openxmlformats.org/officeDocument/2006/customXml" ds:itemID="{58F7F0EB-A4F8-4A13-B8AC-4C27755BC2C3}">
-  <ds:schemaRefs>
-    <ds:schemaRef ds:uri="http://schemas.microsoft.com/sharepoint/v3/contenttype/forms"/>
-  </ds:schemaRefs>
-</ds:datastoreItem>
-</file>
-
 <file path=customXml/itemProps4.xml><?xml version="1.0" encoding="utf-8"?>
 <ds:datastoreItem xmlns:ds="http://schemas.openxmlformats.org/officeDocument/2006/customXml" ds:itemID="{6C8B05D1-0FC8-470E-9078-82AC2BC30345}">
   <ds:schemaRefs>
